--- a/scripts/templates/report-template.docx
+++ b/scripts/templates/report-template.docx
@@ -314,9 +314,12 @@
       </w:r>
     </w:p>
     <w:sectPr>
+      <w:headerReference w:type="default" r:id="rIdHeaderPage"/>
+      <w:headerReference w:type="first" r:id="rIdHeaderFirst"/>
       <w:pgSz w:w="11906" w:h="16838" w:orient="portrait"/>
-      <w:pgMar w:top="1134" w:right="567" w:bottom="1134" w:left="1418" w:header="708" w:footer="708" w:gutter="0"/>
+      <w:pgMar w:top="1134" w:right="567" w:bottom="1134" w:left="1418" w:header="227" w:footer="708" w:gutter="0"/>
       <w:pgNumType w:start="1"/>
+      <w:titlePg/>
       <w:docGrid w:linePitch="360"/>
     </w:sectPr>
   </w:body>
@@ -368,6 +371,42 @@
     </w:p>
   </w:footnote>
 </w:footnotes>
+</file>
+
+<file path=word/header-first.xml><?xml version="1.0" encoding="utf-8"?>
+<w:hdr xmlns:w="http://schemas.openxmlformats.org/wordprocessingml/2006/main" xmlns:r="http://schemas.openxmlformats.org/officeDocument/2006/relationships">
+  <w:p>
+    <w:pPr>
+      <w:pStyle w:val="Header"/>
+    </w:pPr>
+  </w:p>
+</w:hdr>
+</file>
+
+<file path=word/header-page.xml><?xml version="1.0" encoding="utf-8"?>
+<w:hdr xmlns:w="http://schemas.openxmlformats.org/wordprocessingml/2006/main" xmlns:r="http://schemas.openxmlformats.org/officeDocument/2006/relationships">
+  <w:p>
+    <w:pPr>
+      <w:pStyle w:val="Header"/>
+      <w:jc w:val="right"/>
+    </w:pPr>
+    <w:r>
+      <w:fldChar w:fldCharType="begin"/>
+    </w:r>
+    <w:r>
+      <w:instrText xml:space="preserve"> PAGE </w:instrText>
+    </w:r>
+    <w:r>
+      <w:fldChar w:fldCharType="separate"/>
+    </w:r>
+    <w:r>
+      <w:t>2</w:t>
+    </w:r>
+    <w:r>
+      <w:fldChar w:fldCharType="end"/>
+    </w:r>
+  </w:p>
+</w:hdr>
 </file>
 
 <file path=word/numbering.xml><?xml version="1.0" encoding="utf-8"?>
@@ -513,7 +552,7 @@
     <w:qFormat/>
     <w:pPr>
       <w:spacing w:before="0" w:after="0" w:line="360" w:lineRule="auto"/>
-      <w:ind w:firstLine="709"/>
+      <w:ind w:firstLine="567"/>
       <w:jc w:val="both"/>
     </w:pPr>
   </w:style>
@@ -669,7 +708,7 @@
     <w:qFormat/>
     <w:pPr>
       <w:keepNext/>
-      <w:spacing w:before="240" w:after="120" w:line="360" w:lineRule="auto"/>
+      <w:spacing w:before="480" w:after="480" w:line="360" w:lineRule="auto"/>
       <w:ind w:firstLine="0"/>
       <w:jc w:val="center"/>
     </w:pPr>
@@ -688,7 +727,7 @@
     <w:qFormat/>
     <w:pPr>
       <w:keepNext/>
-      <w:spacing w:before="240" w:after="120" w:line="360" w:lineRule="auto"/>
+      <w:spacing w:before="480" w:after="480" w:line="360" w:lineRule="auto"/>
       <w:ind w:firstLine="0"/>
       <w:jc w:val="center"/>
     </w:pPr>
@@ -708,7 +747,7 @@
     <w:pPr>
       <w:keepNext/>
       <w:spacing w:before="140" w:after="0" w:line="360" w:lineRule="auto"/>
-      <w:ind w:firstLine="709"/>
+      <w:ind w:firstLine="567"/>
       <w:jc w:val="left"/>
     </w:pPr>
     <w:rPr>
@@ -727,7 +766,7 @@
     <w:pPr>
       <w:keepNext/>
       <w:spacing w:before="120" w:after="0" w:line="360" w:lineRule="auto"/>
-      <w:ind w:firstLine="709"/>
+      <w:ind w:firstLine="567"/>
       <w:jc w:val="left"/>
     </w:pPr>
     <w:rPr>
@@ -746,7 +785,7 @@
     <w:pPr>
       <w:keepNext/>
       <w:spacing w:before="120" w:after="0" w:line="360" w:lineRule="auto"/>
-      <w:ind w:firstLine="709"/>
+      <w:ind w:firstLine="567"/>
       <w:jc w:val="left"/>
     </w:pPr>
     <w:rPr>
@@ -765,7 +804,7 @@
     <w:pPr>
       <w:keepNext/>
       <w:spacing w:before="120" w:after="0" w:line="360" w:lineRule="auto"/>
-      <w:ind w:firstLine="709"/>
+      <w:ind w:firstLine="567"/>
       <w:jc w:val="left"/>
     </w:pPr>
     <w:rPr>
@@ -1029,10 +1068,7 @@
       <w:pPr>
         <w:jc w:val="center"/>
       </w:pPr>
-      <w:rPr>
-        <w:b/>
-        <w:bCs/>
-      </w:rPr>
+      <w:rPr/>
       <w:tcPr>
         <w:vAlign w:val="center"/>
       </w:tcPr>
@@ -1073,9 +1109,9 @@
     <w:qFormat/>
     <w:pPr>
       <w:keepNext/>
-      <w:spacing w:before="160" w:after="60" w:line="360" w:lineRule="auto"/>
-      <w:ind w:firstLine="0"/>
-      <w:jc w:val="center"/>
+      <w:spacing w:before="480" w:after="0" w:line="360" w:lineRule="auto"/>
+      <w:ind w:left="2127" w:hanging="1560"/>
+      <w:jc w:val="left"/>
     </w:pPr>
     <w:rPr>
       <w:rFonts w:ascii="Times New Roman" w:hAnsi="Times New Roman" w:cs="Times New Roman" w:eastAsia="Times New Roman"/>
@@ -1089,7 +1125,7 @@
     <w:next w:val="FirstParagraph"/>
     <w:qFormat/>
     <w:pPr>
-      <w:spacing w:before="60" w:after="160" w:line="360" w:lineRule="auto"/>
+      <w:spacing w:before="0" w:after="480" w:line="360" w:lineRule="auto"/>
       <w:ind w:firstLine="0"/>
       <w:jc w:val="center"/>
     </w:pPr>
@@ -1106,7 +1142,7 @@
     <w:qFormat/>
     <w:pPr>
       <w:keepNext/>
-      <w:spacing w:before="160" w:after="60" w:line="360" w:lineRule="auto"/>
+      <w:spacing w:before="480" w:after="480" w:line="360" w:lineRule="auto"/>
       <w:ind w:firstLine="0"/>
       <w:jc w:val="center"/>
     </w:pPr>
@@ -1201,6 +1237,31 @@
         <w:right w:w="113" w:type="dxa"/>
       </w:tblCellMar>
     </w:tblPr>
+  </w:style>
+  <w:style w:type="paragraph" w:customStyle="1" w:styleId="Conclusion">
+    <w:name w:val="Conclusion"/>
+    <w:basedOn w:val="BodyText"/>
+    <w:next w:val="BodyText"/>
+    <w:qFormat/>
+    <w:pPr>
+      <w:keepNext/>
+      <w:spacing w:before="480" w:after="0" w:line="360" w:lineRule="auto"/>
+    </w:pPr>
+  </w:style>
+  <w:style w:type="paragraph" w:styleId="Header">
+    <w:name w:val="header"/>
+    <w:basedOn w:val="Normal"/>
+    <w:qFormat/>
+    <w:pPr>
+      <w:spacing w:before="0" w:after="0" w:line="240" w:lineRule="auto"/>
+      <w:ind w:firstLine="0"/>
+      <w:jc w:val="right"/>
+    </w:pPr>
+    <w:rPr>
+      <w:rFonts w:ascii="Times New Roman" w:hAnsi="Times New Roman" w:cs="Times New Roman" w:eastAsia="Times New Roman"/>
+      <w:sz w:val="28"/>
+      <w:szCs w:val="28"/>
+    </w:rPr>
   </w:style>
 </w:styles>
 </file>
